--- a/Reference Papers/Summaries and importance.docx
+++ b/Reference Papers/Summaries and importance.docx
@@ -279,21 +279,7 @@
         <w:rPr>
           <w:lang w:val="en-GB"/>
         </w:rPr>
-        <w:t xml:space="preserve">A fundamental property of 1D Cellular Automata highlighted in NKS is that their rules are completely independent of coordinate space or grid size. The boolean logic that updates a cell at index 5 is </w:t>
-      </w:r>
-      <w:proofErr w:type="gramStart"/>
-      <w:r>
-        <w:rPr>
-          <w:lang w:val="en-GB"/>
-        </w:rPr>
-        <w:t>exactly identical</w:t>
-      </w:r>
-      <w:proofErr w:type="gramEnd"/>
-      <w:r>
-        <w:rPr>
-          <w:lang w:val="en-GB"/>
-        </w:rPr>
-        <w:t xml:space="preserve"> to the logic updating a cell at index 5,000,000. The rules do not know or care how long the sequence is.</w:t>
+        <w:t>A fundamental property of 1D Cellular Automata highlighted in NKS is that their rules are completely independent of coordinate space or grid size. The boolean logic that updates a cell at index 5 is exactly identical to the logic updating a cell at index 5,000,000. The rules do not know or care how long the sequence is.</w:t>
       </w:r>
     </w:p>
     <w:p>
@@ -551,7 +537,7 @@
         <w:rPr>
           <w:lang w:val="en-GB"/>
         </w:rPr>
-        <w:t xml:space="preserve">. To know the state of the automaton at step $T$, you have absolutely no choice but to compute step 1, then step 2, then step 3, all the way to $T$. The system cannot be reduced; the execution of the system </w:t>
+        <w:t xml:space="preserve">. To know the state of the automaton at step T, you have absolutely no choice but to compute step 1, then step 2, then step 3, all the way to T. The system cannot be reduced; the execution of the system </w:t>
       </w:r>
       <w:r>
         <w:rPr>
@@ -822,21 +808,7 @@
         <w:rPr>
           <w:lang w:val="en-GB"/>
         </w:rPr>
-        <w:t xml:space="preserve">. It provides the mathematical proof that your experiment—feeding Rule 30 sequences to a Transformer—will </w:t>
-      </w:r>
-      <w:proofErr w:type="gramStart"/>
-      <w:r>
-        <w:rPr>
-          <w:lang w:val="en-GB"/>
-        </w:rPr>
-        <w:t>actually result</w:t>
-      </w:r>
-      <w:proofErr w:type="gramEnd"/>
-      <w:r>
-        <w:rPr>
-          <w:lang w:val="en-GB"/>
-        </w:rPr>
-        <w:t xml:space="preserve"> in the model learning the rules of the cellular automaton.</w:t>
+        <w:t>. It provides the mathematical proof that your experiment—feeding Rule 30 sequences to a Transformer—will actually result in the model learning the rules of the cellular automaton.</w:t>
       </w:r>
     </w:p>
     <w:p>
@@ -1546,21 +1518,7 @@
         <w:rPr>
           <w:lang w:val="en-GB"/>
         </w:rPr>
-        <w:t xml:space="preserve"> This is how you prove your project's theoretical depth. If you want to demonstrate that your model is </w:t>
-      </w:r>
-      <w:proofErr w:type="gramStart"/>
-      <w:r>
-        <w:rPr>
-          <w:lang w:val="en-GB"/>
-        </w:rPr>
-        <w:t>actually using</w:t>
-      </w:r>
-      <w:proofErr w:type="gramEnd"/>
-      <w:r>
-        <w:rPr>
-          <w:lang w:val="en-GB"/>
-        </w:rPr>
-        <w:t xml:space="preserve"> its "causal foundation" to solve arithmetic tasks in Phase 5, you can perform similar interventions. If you modify the attention maps of your pre-trained model and observe that it suddenly fails at simple addition, you prove that those attention maps are performing a causal computation rather than just matching patterns.</w:t>
+        <w:t xml:space="preserve"> This is how you prove your project's theoretical depth. If you want to demonstrate that your model is actually using its "causal foundation" to solve arithmetic tasks in Phase 5, you can perform similar interventions. If you modify the attention maps of your pre-trained model and observe that it suddenly fails at simple addition, you prove that those attention maps are performing a causal computation rather than just matching patterns.</w:t>
       </w:r>
     </w:p>
     <w:p>
@@ -1853,21 +1811,7 @@
         <w:rPr>
           <w:lang w:val="en-GB"/>
         </w:rPr>
-        <w:t>The authors propose a simple but profound solution: force the model to "show its work." Instead of training the model to map an input directly to an output ($X \rightarrow Y$), they train the model to output a step-by-step trace of intermediate computations into a "scratchpad" before generating the final answer ($X \rightarrow \</w:t>
-      </w:r>
-      <w:proofErr w:type="gramStart"/>
-      <w:r>
-        <w:rPr>
-          <w:lang w:val="en-GB"/>
-        </w:rPr>
-        <w:t>text{</w:t>
-      </w:r>
-      <w:proofErr w:type="gramEnd"/>
-      <w:r>
-        <w:rPr>
-          <w:lang w:val="en-GB"/>
-        </w:rPr>
-        <w:t>Scratchpad} \rightarrow Y$). This effectively gives the model an unbounded computation budget, allowing it to solve highly complex algorithmic problems.</w:t>
+        <w:t>The authors propose a simple but profound solution: force the model to "show its work." Instead of training the model to map an input directly to an output ($X \rightarrow Y$), they train the model to output a step-by-step trace of intermediate computations into a "scratchpad" before generating the final answer ($X \rightarrow \text{Scratchpad} \rightarrow Y$). This effectively gives the model an unbounded computation budget, allowing it to solve highly complex algorithmic problems.</w:t>
       </w:r>
     </w:p>
     <w:p>
@@ -2332,35 +2276,7 @@
         <w:rPr>
           <w:lang w:val="en-GB"/>
         </w:rPr>
-        <w:t>One of the most important findings in the paper is how scratchpads affect generalization. The authors trained models on 1-to-</w:t>
-      </w:r>
-      <w:proofErr w:type="gramStart"/>
-      <w:r>
-        <w:rPr>
-          <w:lang w:val="en-GB"/>
-        </w:rPr>
-        <w:t>8 digit</w:t>
-      </w:r>
-      <w:proofErr w:type="gramEnd"/>
-      <w:r>
-        <w:rPr>
-          <w:lang w:val="en-GB"/>
-        </w:rPr>
-        <w:t xml:space="preserve"> addition and tested them on 9-to-</w:t>
-      </w:r>
-      <w:proofErr w:type="gramStart"/>
-      <w:r>
-        <w:rPr>
-          <w:lang w:val="en-GB"/>
-        </w:rPr>
-        <w:t>10 digit</w:t>
-      </w:r>
-      <w:proofErr w:type="gramEnd"/>
-      <w:r>
-        <w:rPr>
-          <w:lang w:val="en-GB"/>
-        </w:rPr>
-        <w:t xml:space="preserve"> addition. The baseline model's accuracy collapsed to near 0%. The scratchpad model, however, maintained a significantly higher accuracy on the longer sequences.</w:t>
+        <w:t>One of the most important findings in the paper is how scratchpads affect generalization. The authors trained models on 1-to-8 digit addition and tested them on 9-to-10 digit addition. The baseline model's accuracy collapsed to near 0%. The scratchpad model, however, maintained a significantly higher accuracy on the longer sequences.</w:t>
       </w:r>
     </w:p>
     <w:p>
@@ -2870,21 +2786,7 @@
         <w:rPr>
           <w:lang w:val="en-GB"/>
         </w:rPr>
-        <w:t xml:space="preserve">However, this paper hypothesizes and proves that Transformers </w:t>
-      </w:r>
-      <w:proofErr w:type="gramStart"/>
-      <w:r>
-        <w:rPr>
-          <w:lang w:val="en-GB"/>
-        </w:rPr>
-        <w:t>actually learn</w:t>
-      </w:r>
-      <w:proofErr w:type="gramEnd"/>
-      <w:r>
-        <w:rPr>
-          <w:lang w:val="en-GB"/>
-        </w:rPr>
-        <w:t xml:space="preserve"> </w:t>
+        <w:t xml:space="preserve">However, this paper hypothesizes and proves that Transformers actually learn </w:t>
       </w:r>
       <w:r>
         <w:rPr>
@@ -3187,12 +3089,14 @@
         <w:rPr>
           <w:b/>
           <w:bCs/>
-        </w:rPr>
-      </w:pPr>
-      <w:r>
-        <w:rPr>
-          <w:b/>
-          <w:bCs/>
+          <w:lang w:val="en-GB"/>
+        </w:rPr>
+      </w:pPr>
+      <w:r>
+        <w:rPr>
+          <w:b/>
+          <w:bCs/>
+          <w:lang w:val="en-GB"/>
         </w:rPr>
         <w:t>2. Transferring to Numerical Computation</w:t>
       </w:r>
@@ -4089,21 +3993,7 @@
         <w:rPr>
           <w:lang w:val="en-GB"/>
         </w:rPr>
-        <w:t xml:space="preserve">This section is your architectural warning sign. In Phase 5 of your project, you will train your model to add 3-digit and 4-digit </w:t>
-      </w:r>
-      <w:proofErr w:type="gramStart"/>
-      <w:r>
-        <w:rPr>
-          <w:lang w:val="en-GB"/>
-        </w:rPr>
-        <w:t>numbers, and</w:t>
-      </w:r>
-      <w:proofErr w:type="gramEnd"/>
-      <w:r>
-        <w:rPr>
-          <w:lang w:val="en-GB"/>
-        </w:rPr>
-        <w:t xml:space="preserve"> then test it on 6-digit numbers. If you use standard sinusoidal or learned positional embeddings, </w:t>
+        <w:t xml:space="preserve">This section is your architectural warning sign. In Phase 5 of your project, you will train your model to add 3-digit and 4-digit numbers, and then test it on 6-digit numbers. If you use standard sinusoidal or learned positional embeddings, </w:t>
       </w:r>
       <w:r>
         <w:rPr>
@@ -4221,23 +4111,13 @@
           <w:lang w:val="en-GB"/>
         </w:rPr>
       </w:pPr>
-      <w:proofErr w:type="gramStart"/>
       <w:r>
         <w:rPr>
           <w:i/>
           <w:iCs/>
           <w:lang w:val="en-GB"/>
         </w:rPr>
-        <w:t>softmax(</w:t>
-      </w:r>
-      <w:proofErr w:type="gramEnd"/>
-      <w:r>
-        <w:rPr>
-          <w:i/>
-          <w:iCs/>
-          <w:lang w:val="en-GB"/>
-        </w:rPr>
-        <w:t xml:space="preserve">q_i * K^T + m * [-(i-1), ..., -2, -1, 0]) </w:t>
+        <w:t xml:space="preserve">softmax(q_i * K^T + m * [-(i-1), ..., -2, -1, 0]) </w:t>
       </w:r>
     </w:p>
     <w:p>
@@ -4415,7 +4295,6 @@
         </w:rPr>
         <w:t xml:space="preserve"> matrix containing these linear distance penalties multiplied by </w:t>
       </w:r>
-      <w:proofErr w:type="gramStart"/>
       <w:r>
         <w:rPr>
           <w:i/>
@@ -4428,28 +4307,7 @@
         <w:rPr>
           <w:lang w:val="en-GB"/>
         </w:rPr>
-        <w:t>, and</w:t>
-      </w:r>
-      <w:proofErr w:type="gramEnd"/>
-      <w:r>
-        <w:rPr>
-          <w:lang w:val="en-GB"/>
-        </w:rPr>
-        <w:t xml:space="preserve"> pass it directly into the attn_mask parameter of PyTorch's </w:t>
-      </w:r>
-      <w:proofErr w:type="gramStart"/>
-      <w:r>
-        <w:rPr>
-          <w:lang w:val="en-GB"/>
-        </w:rPr>
-        <w:t>nn.TransformerEncoderLayer</w:t>
-      </w:r>
-      <w:proofErr w:type="gramEnd"/>
-      <w:r>
-        <w:rPr>
-          <w:lang w:val="en-GB"/>
-        </w:rPr>
-        <w:t xml:space="preserve">. </w:t>
+        <w:t xml:space="preserve">, and pass it directly into the attn_mask parameter of PyTorch's nn.TransformerEncoderLayer. </w:t>
       </w:r>
     </w:p>
     <w:p>
@@ -4487,21 +4345,7 @@
         <w:rPr>
           <w:lang w:val="en-GB"/>
         </w:rPr>
-        <w:t xml:space="preserve"> The authors test ALiBi on massive text datasets (WikiText-103, CC100). They prove that an ALiBi model trained on sequences of length 1024 achieves the exact same performance as a sinusoidal model trained on length 2048, while training 11% faster and using 11% less memory. Furthermore, </w:t>
-      </w:r>
-      <w:proofErr w:type="gramStart"/>
-      <w:r>
-        <w:rPr>
-          <w:lang w:val="en-GB"/>
-        </w:rPr>
-        <w:t>ALiBi</w:t>
-      </w:r>
-      <w:proofErr w:type="gramEnd"/>
-      <w:r>
-        <w:rPr>
-          <w:lang w:val="en-GB"/>
-        </w:rPr>
-        <w:t xml:space="preserve"> scales effortlessly to 1.3 billion parameter models without needing any hyperparameter tuning for the slopes. </w:t>
+        <w:t xml:space="preserve"> The authors test ALiBi on massive text datasets (WikiText-103, CC100). They prove that an ALiBi model trained on sequences of length 1024 achieves the exact same performance as a sinusoidal model trained on length 2048, while training 11% faster and using 11% less memory. Furthermore, ALiBi scales effortlessly to 1.3 billion parameter models without needing any hyperparameter tuning for the slopes. </w:t>
       </w:r>
     </w:p>
     <w:p>
@@ -4751,25 +4595,7 @@
           <w:bCs/>
           <w:lang w:val="en-GB"/>
         </w:rPr>
-        <w:t xml:space="preserve">The </w:t>
-      </w:r>
-      <w:proofErr w:type="gramStart"/>
-      <w:r>
-        <w:rPr>
-          <w:b/>
-          <w:bCs/>
-          <w:lang w:val="en-GB"/>
-        </w:rPr>
-        <w:t>ultimate goal</w:t>
-      </w:r>
-      <w:proofErr w:type="gramEnd"/>
-      <w:r>
-        <w:rPr>
-          <w:b/>
-          <w:bCs/>
-          <w:lang w:val="en-GB"/>
-        </w:rPr>
-        <w:t xml:space="preserve"> of your project is to prove that ALiBi (the architectural capacity) combined with Rule 30 (the cognitive pre-training) solves the length generalization failure in algorithmic reasoning.</w:t>
+        <w:t>The ultimate goal of your project is to prove that ALiBi (the architectural capacity) combined with Rule 30 (the cognitive pre-training) solves the length generalization failure in algorithmic reasoning.</w:t>
       </w:r>
     </w:p>
     <w:p>
@@ -5085,21 +4911,7 @@
         <w:rPr>
           <w:lang w:val="en-GB"/>
         </w:rPr>
-        <w:t xml:space="preserve"> You </w:t>
-      </w:r>
-      <w:proofErr w:type="gramStart"/>
-      <w:r>
-        <w:rPr>
-          <w:lang w:val="en-GB"/>
-        </w:rPr>
-        <w:t>have to</w:t>
-      </w:r>
-      <w:proofErr w:type="gramEnd"/>
-      <w:r>
-        <w:rPr>
-          <w:lang w:val="en-GB"/>
-        </w:rPr>
-        <w:t xml:space="preserve"> let the model train for tens of thousands of epochs past the overfitting point to see if length generalization emerges.</w:t>
+        <w:t xml:space="preserve"> You have to let the model train for tens of thousands of epochs past the overfitting point to see if length generalization emerges.</w:t>
       </w:r>
     </w:p>
     <w:p>
@@ -5380,21 +5192,7 @@
         <w:rPr>
           <w:lang w:val="en-GB"/>
         </w:rPr>
-        <w:t xml:space="preserve">You should utilize small </w:t>
-      </w:r>
-      <w:proofErr w:type="gramStart"/>
-      <w:r>
-        <w:rPr>
-          <w:lang w:val="en-GB"/>
-        </w:rPr>
-        <w:t>mini-batches</w:t>
-      </w:r>
-      <w:proofErr w:type="gramEnd"/>
-      <w:r>
-        <w:rPr>
-          <w:lang w:val="en-GB"/>
-        </w:rPr>
-        <w:t xml:space="preserve"> (e.g., batch size 512) to ensure there is enough gradient noise to push the model toward grokking.</w:t>
+        <w:t>You should utilize small mini-batches (e.g., batch size 512) to ensure there is enough gradient noise to push the model toward grokking.</w:t>
       </w:r>
     </w:p>
     <w:p>
@@ -5442,21 +5240,7 @@
         <w:rPr>
           <w:lang w:val="en-GB"/>
         </w:rPr>
-        <w:t xml:space="preserve">By visualizing the output layer weights using t-SNE, the authors show that models that have "grokked" an algorithm </w:t>
-      </w:r>
-      <w:proofErr w:type="gramStart"/>
-      <w:r>
-        <w:rPr>
-          <w:lang w:val="en-GB"/>
-        </w:rPr>
-        <w:t>actually map</w:t>
-      </w:r>
-      <w:proofErr w:type="gramEnd"/>
-      <w:r>
-        <w:rPr>
-          <w:lang w:val="en-GB"/>
-        </w:rPr>
-        <w:t xml:space="preserve"> the abstract symbols into clear geometric structures. For modular addition, the embeddings arrange themselves into a perfect circle or cylinder, reflecting the cyclical nature of the math.</w:t>
+        <w:t>By visualizing the output layer weights using t-SNE, the authors show that models that have "grokked" an algorithm actually map the abstract symbols into clear geometric structures. For modular addition, the embeddings arrange themselves into a perfect circle or cylinder, reflecting the cyclical nature of the math.</w:t>
       </w:r>
     </w:p>
     <w:p>
@@ -9174,6 +8958,7 @@
   <w:style w:type="character" w:default="1" w:styleId="Carpredefinitoparagrafo">
     <w:name w:val="Default Paragraph Font"/>
     <w:uiPriority w:val="1"/>
+    <w:semiHidden/>
     <w:unhideWhenUsed/>
   </w:style>
   <w:style w:type="table" w:default="1" w:styleId="Tabellanormale">
